--- a/docs/study/HuongDan_Tung.docx
+++ b/docs/study/HuongDan_Tung.docx
@@ -124,7 +124,7 @@
               <w:rPr>
                 <w:sz w:val="22"/>
               </w:rPr>
-              <w:t>10</w:t>
+              <w:t>11</w:t>
             </w:r>
           </w:p>
         </w:tc>
@@ -177,7 +177,60 @@
               <w:rPr>
                 <w:sz w:val="22"/>
               </w:rPr>
-              <w:t>16</w:t>
+              <w:t>12</w:t>
+            </w:r>
+          </w:p>
+        </w:tc>
+        <w:tc>
+          <w:tcPr>
+            <w:tcW w:type="dxa" w:w="6236"/>
+          </w:tcPr>
+          <w:p>
+            <w:pPr>
+              <w:spacing w:after="20" w:line="264" w:lineRule="auto"/>
+            </w:pPr>
+            <w:r/>
+            <w:r>
+              <w:rPr>
+                <w:sz w:val="22"/>
+              </w:rPr>
+              <w:t>Kết quả chính + kiểm định</w:t>
+            </w:r>
+          </w:p>
+        </w:tc>
+        <w:tc>
+          <w:tcPr>
+            <w:tcW w:type="dxa" w:w="1361"/>
+          </w:tcPr>
+          <w:p>
+            <w:pPr>
+              <w:spacing w:after="20" w:line="264" w:lineRule="auto"/>
+            </w:pPr>
+            <w:r/>
+            <w:r>
+              <w:rPr>
+                <w:sz w:val="22"/>
+              </w:rPr>
+              <w:t>1:30</w:t>
+            </w:r>
+          </w:p>
+        </w:tc>
+      </w:tr>
+      <w:tr>
+        <w:tc>
+          <w:tcPr>
+            <w:tcW w:type="dxa" w:w="907"/>
+          </w:tcPr>
+          <w:p>
+            <w:pPr>
+              <w:spacing w:after="20" w:line="264" w:lineRule="auto"/>
+            </w:pPr>
+            <w:r/>
+            <w:r>
+              <w:rPr>
+                <w:sz w:val="22"/>
+              </w:rPr>
+              <w:t>14</w:t>
             </w:r>
           </w:p>
         </w:tc>
@@ -843,7 +896,7 @@
         <w:t>Ngắt nghỉ sau kết luận chính</w:t>
       </w:r>
       <w:r>
-        <w:t xml:space="preserve"> (slide 14) trước khi chuyển sang phần giải thích nguyên nhân.</w:t>
+        <w:t xml:space="preserve"> (slide 12) trước khi chuyển sang phần giải thích nguyên nhân.</w:t>
       </w:r>
     </w:p>
     <w:p>
@@ -953,7 +1006,7 @@
               <w:rPr>
                 <w:sz w:val="22"/>
               </w:rPr>
-              <w:t>10</w:t>
+              <w:t>11</w:t>
             </w:r>
           </w:p>
         </w:tc>
@@ -1006,7 +1059,60 @@
               <w:rPr>
                 <w:sz w:val="22"/>
               </w:rPr>
-              <w:t>16</w:t>
+              <w:t>12</w:t>
+            </w:r>
+          </w:p>
+        </w:tc>
+        <w:tc>
+          <w:tcPr>
+            <w:tcW w:type="dxa" w:w="5102"/>
+          </w:tcPr>
+          <w:p>
+            <w:pPr>
+              <w:spacing w:after="20" w:line="264" w:lineRule="auto"/>
+            </w:pPr>
+            <w:r/>
+            <w:r>
+              <w:rPr>
+                <w:sz w:val="22"/>
+              </w:rPr>
+              <w:t>B cao nhất ở mọi cột và tốt hơn baseline có ý nghĩa thống kê; A và A+B kém hơn trên CIRCO.</w:t>
+            </w:r>
+          </w:p>
+        </w:tc>
+        <w:tc>
+          <w:tcPr>
+            <w:tcW w:type="dxa" w:w="2721"/>
+          </w:tcPr>
+          <w:p>
+            <w:pPr>
+              <w:spacing w:after="20" w:line="264" w:lineRule="auto"/>
+            </w:pPr>
+            <w:r/>
+            <w:r>
+              <w:rPr>
+                <w:sz w:val="22"/>
+              </w:rPr>
+              <w:t>B tăng 0,60 điểm R@10 (thêm khoảng 6 truy vấn đúng trên 1.000), p = 0,006</w:t>
+            </w:r>
+          </w:p>
+        </w:tc>
+      </w:tr>
+      <w:tr>
+        <w:tc>
+          <w:tcPr>
+            <w:tcW w:type="dxa" w:w="680"/>
+          </w:tcPr>
+          <w:p>
+            <w:pPr>
+              <w:spacing w:after="20" w:line="264" w:lineRule="auto"/>
+            </w:pPr>
+            <w:r/>
+            <w:r>
+              <w:rPr>
+                <w:sz w:val="22"/>
+              </w:rPr>
+              <w:t>14</w:t>
             </w:r>
           </w:p>
         </w:tc>
@@ -2455,6 +2561,940 @@
     <w:p/>
     <w:p>
       <w:pPr>
+        <w:pStyle w:val="Heading2"/>
+      </w:pPr>
+      <w:r>
+        <w:t>Cách đọc ký hiệu trên slide</w:t>
+      </w:r>
+    </w:p>
+    <w:p>
+      <w:r>
+        <w:t>Lần đầu gặp [$] trên slide, nói thêm: “ký hiệu đô-la trong ngoặc vuông là token giả”; các lần sau chỉ nói “token giả”. Ví dụ câu nói: “Mạng phi biến ảnh tham chiếu thành một token giả, ghép vào câu mô tả thay đổi.”</w:t>
+      </w:r>
+    </w:p>
+    <w:tbl>
+      <w:tblPr>
+        <w:tblStyle w:val="TableGrid"/>
+        <w:tblW w:type="auto" w:w="0"/>
+        <w:jc w:val="center"/>
+        <w:tblLook w:firstColumn="1" w:firstRow="1" w:lastColumn="0" w:lastRow="0" w:noHBand="0" w:noVBand="1" w:val="04A0"/>
+      </w:tblPr>
+      <w:tblGrid>
+        <w:gridCol w:w="3024"/>
+        <w:gridCol w:w="3024"/>
+        <w:gridCol w:w="3024"/>
+      </w:tblGrid>
+      <w:tr>
+        <w:tc>
+          <w:tcPr>
+            <w:tcW w:type="dxa" w:w="1474"/>
+            <w:shd w:val="clear" w:fill="DCE6F2"/>
+          </w:tcPr>
+          <w:p>
+            <w:pPr>
+              <w:spacing w:after="20" w:line="264" w:lineRule="auto"/>
+            </w:pPr>
+            <w:r/>
+            <w:r>
+              <w:rPr>
+                <w:b/>
+                <w:sz w:val="22"/>
+              </w:rPr>
+              <w:t>Ký hiệu</w:t>
+            </w:r>
+          </w:p>
+        </w:tc>
+        <w:tc>
+          <w:tcPr>
+            <w:tcW w:type="dxa" w:w="2608"/>
+            <w:shd w:val="clear" w:fill="DCE6F2"/>
+          </w:tcPr>
+          <w:p>
+            <w:pPr>
+              <w:spacing w:after="20" w:line="264" w:lineRule="auto"/>
+            </w:pPr>
+            <w:r/>
+            <w:r>
+              <w:rPr>
+                <w:b/>
+                <w:sz w:val="22"/>
+              </w:rPr>
+              <w:t>Đọc là</w:t>
+            </w:r>
+          </w:p>
+        </w:tc>
+        <w:tc>
+          <w:tcPr>
+            <w:tcW w:type="dxa" w:w="4422"/>
+            <w:shd w:val="clear" w:fill="DCE6F2"/>
+          </w:tcPr>
+          <w:p>
+            <w:pPr>
+              <w:spacing w:after="20" w:line="264" w:lineRule="auto"/>
+            </w:pPr>
+            <w:r/>
+            <w:r>
+              <w:rPr>
+                <w:b/>
+                <w:sz w:val="22"/>
+              </w:rPr>
+              <w:t>Nghĩa</w:t>
+            </w:r>
+          </w:p>
+        </w:tc>
+      </w:tr>
+      <w:tr>
+        <w:tc>
+          <w:tcPr>
+            <w:tcW w:type="dxa" w:w="1474"/>
+          </w:tcPr>
+          <w:p>
+            <w:pPr>
+              <w:spacing w:after="20" w:line="264" w:lineRule="auto"/>
+            </w:pPr>
+            <w:r/>
+            <w:r>
+              <w:rPr>
+                <w:sz w:val="22"/>
+              </w:rPr>
+              <w:t>φ</w:t>
+            </w:r>
+          </w:p>
+        </w:tc>
+        <w:tc>
+          <w:tcPr>
+            <w:tcW w:type="dxa" w:w="2608"/>
+          </w:tcPr>
+          <w:p>
+            <w:pPr>
+              <w:spacing w:after="20" w:line="264" w:lineRule="auto"/>
+            </w:pPr>
+            <w:r/>
+            <w:r>
+              <w:rPr>
+                <w:sz w:val="22"/>
+              </w:rPr>
+              <w:t>“phi”</w:t>
+            </w:r>
+          </w:p>
+        </w:tc>
+        <w:tc>
+          <w:tcPr>
+            <w:tcW w:type="dxa" w:w="4422"/>
+          </w:tcPr>
+          <w:p>
+            <w:pPr>
+              <w:spacing w:after="20" w:line="264" w:lineRule="auto"/>
+            </w:pPr>
+            <w:r/>
+            <w:r>
+              <w:rPr>
+                <w:sz w:val="22"/>
+              </w:rPr>
+              <w:t>Mạng chiếu 3 lớp, phần duy nhất được huấn luyện; biến một vector (ảnh hoặc câu) thành một token</w:t>
+            </w:r>
+          </w:p>
+        </w:tc>
+      </w:tr>
+      <w:tr>
+        <w:tc>
+          <w:tcPr>
+            <w:tcW w:type="dxa" w:w="1474"/>
+          </w:tcPr>
+          <w:p>
+            <w:pPr>
+              <w:spacing w:after="20" w:line="264" w:lineRule="auto"/>
+            </w:pPr>
+            <w:r/>
+            <w:r>
+              <w:rPr>
+                <w:sz w:val="22"/>
+              </w:rPr>
+              <w:t>[$]</w:t>
+            </w:r>
+          </w:p>
+        </w:tc>
+        <w:tc>
+          <w:tcPr>
+            <w:tcW w:type="dxa" w:w="2608"/>
+          </w:tcPr>
+          <w:p>
+            <w:pPr>
+              <w:spacing w:after="20" w:line="264" w:lineRule="auto"/>
+            </w:pPr>
+            <w:r/>
+            <w:r>
+              <w:rPr>
+                <w:sz w:val="22"/>
+              </w:rPr>
+              <w:t>“token giả” (hoặc “token đô-la”)</w:t>
+            </w:r>
+          </w:p>
+        </w:tc>
+        <w:tc>
+          <w:tcPr>
+            <w:tcW w:type="dxa" w:w="4422"/>
+          </w:tcPr>
+          <w:p>
+            <w:pPr>
+              <w:spacing w:after="20" w:line="264" w:lineRule="auto"/>
+            </w:pPr>
+            <w:r/>
+            <w:r>
+              <w:rPr>
+                <w:sz w:val="22"/>
+              </w:rPr>
+              <w:t>Vị trí trong câu được thay bằng đầu ra của φ; “a photo of [$] that is blue” đọc là “a photo of token giả that is blue”</w:t>
+            </w:r>
+          </w:p>
+        </w:tc>
+      </w:tr>
+      <w:tr>
+        <w:tc>
+          <w:tcPr>
+            <w:tcW w:type="dxa" w:w="1474"/>
+          </w:tcPr>
+          <w:p>
+            <w:pPr>
+              <w:spacing w:after="20" w:line="264" w:lineRule="auto"/>
+            </w:pPr>
+            <w:r/>
+            <w:r>
+              <w:rPr>
+                <w:sz w:val="22"/>
+              </w:rPr>
+              <w:t>Δ</w:t>
+            </w:r>
+          </w:p>
+        </w:tc>
+        <w:tc>
+          <w:tcPr>
+            <w:tcW w:type="dxa" w:w="2608"/>
+          </w:tcPr>
+          <w:p>
+            <w:pPr>
+              <w:spacing w:after="20" w:line="264" w:lineRule="auto"/>
+            </w:pPr>
+            <w:r/>
+            <w:r>
+              <w:rPr>
+                <w:sz w:val="22"/>
+              </w:rPr>
+              <w:t>“đen-ta”</w:t>
+            </w:r>
+          </w:p>
+        </w:tc>
+        <w:tc>
+          <w:tcPr>
+            <w:tcW w:type="dxa" w:w="4422"/>
+          </w:tcPr>
+          <w:p>
+            <w:pPr>
+              <w:spacing w:after="20" w:line="264" w:lineRule="auto"/>
+            </w:pPr>
+            <w:r/>
+            <w:r>
+              <w:rPr>
+                <w:sz w:val="22"/>
+              </w:rPr>
+              <w:t>Vector chênh lệch: tâm vector ảnh trừ tâm vector văn bản</w:t>
+            </w:r>
+          </w:p>
+        </w:tc>
+      </w:tr>
+      <w:tr>
+        <w:tc>
+          <w:tcPr>
+            <w:tcW w:type="dxa" w:w="1474"/>
+          </w:tcPr>
+          <w:p>
+            <w:pPr>
+              <w:spacing w:after="20" w:line="264" w:lineRule="auto"/>
+            </w:pPr>
+            <w:r/>
+            <w:r>
+              <w:rPr>
+                <w:sz w:val="22"/>
+              </w:rPr>
+              <w:t>ε</w:t>
+            </w:r>
+          </w:p>
+        </w:tc>
+        <w:tc>
+          <w:tcPr>
+            <w:tcW w:type="dxa" w:w="2608"/>
+          </w:tcPr>
+          <w:p>
+            <w:pPr>
+              <w:spacing w:after="20" w:line="264" w:lineRule="auto"/>
+            </w:pPr>
+            <w:r/>
+            <w:r>
+              <w:rPr>
+                <w:sz w:val="22"/>
+              </w:rPr>
+              <w:t>“ép-xi-lon”</w:t>
+            </w:r>
+          </w:p>
+        </w:tc>
+        <w:tc>
+          <w:tcPr>
+            <w:tcW w:type="dxa" w:w="4422"/>
+          </w:tcPr>
+          <w:p>
+            <w:pPr>
+              <w:spacing w:after="20" w:line="264" w:lineRule="auto"/>
+            </w:pPr>
+            <w:r/>
+            <w:r>
+              <w:rPr>
+                <w:sz w:val="22"/>
+              </w:rPr>
+              <w:t>Nhiễu ngẫu nhiên theo phân phối chuẩn</w:t>
+            </w:r>
+          </w:p>
+        </w:tc>
+      </w:tr>
+      <w:tr>
+        <w:tc>
+          <w:tcPr>
+            <w:tcW w:type="dxa" w:w="1474"/>
+          </w:tcPr>
+          <w:p>
+            <w:pPr>
+              <w:spacing w:after="20" w:line="264" w:lineRule="auto"/>
+            </w:pPr>
+            <w:r/>
+            <w:r>
+              <w:rPr>
+                <w:sz w:val="22"/>
+              </w:rPr>
+              <w:t>u · ε</w:t>
+            </w:r>
+          </w:p>
+        </w:tc>
+        <w:tc>
+          <w:tcPr>
+            <w:tcW w:type="dxa" w:w="2608"/>
+          </w:tcPr>
+          <w:p>
+            <w:pPr>
+              <w:spacing w:after="20" w:line="264" w:lineRule="auto"/>
+            </w:pPr>
+            <w:r/>
+            <w:r>
+              <w:rPr>
+                <w:sz w:val="22"/>
+              </w:rPr>
+              <w:t>“u nhân ép-xi-lon”</w:t>
+            </w:r>
+          </w:p>
+        </w:tc>
+        <w:tc>
+          <w:tcPr>
+            <w:tcW w:type="dxa" w:w="4422"/>
+          </w:tcPr>
+          <w:p>
+            <w:pPr>
+              <w:spacing w:after="20" w:line="264" w:lineRule="auto"/>
+            </w:pPr>
+            <w:r/>
+            <w:r>
+              <w:rPr>
+                <w:sz w:val="22"/>
+              </w:rPr>
+              <w:t>Nhiễu của LinCIR; u là hệ số ngẫu nhiên từ 0 đến 1</w:t>
+            </w:r>
+          </w:p>
+        </w:tc>
+      </w:tr>
+      <w:tr>
+        <w:tc>
+          <w:tcPr>
+            <w:tcW w:type="dxa" w:w="1474"/>
+          </w:tcPr>
+          <w:p>
+            <w:pPr>
+              <w:spacing w:after="20" w:line="264" w:lineRule="auto"/>
+            </w:pPr>
+            <w:r/>
+            <w:r>
+              <w:rPr>
+                <w:sz w:val="22"/>
+              </w:rPr>
+              <w:t>α</w:t>
+            </w:r>
+          </w:p>
+        </w:tc>
+        <w:tc>
+          <w:tcPr>
+            <w:tcW w:type="dxa" w:w="2608"/>
+          </w:tcPr>
+          <w:p>
+            <w:pPr>
+              <w:spacing w:after="20" w:line="264" w:lineRule="auto"/>
+            </w:pPr>
+            <w:r/>
+            <w:r>
+              <w:rPr>
+                <w:sz w:val="22"/>
+              </w:rPr>
+              <w:t>“an-pha”</w:t>
+            </w:r>
+          </w:p>
+        </w:tc>
+        <w:tc>
+          <w:tcPr>
+            <w:tcW w:type="dxa" w:w="4422"/>
+          </w:tcPr>
+          <w:p>
+            <w:pPr>
+              <w:spacing w:after="20" w:line="264" w:lineRule="auto"/>
+            </w:pPr>
+            <w:r/>
+            <w:r>
+              <w:rPr>
+                <w:sz w:val="22"/>
+              </w:rPr>
+              <w:t>Hệ số của Δ trong cải tiến B (0,5)</w:t>
+            </w:r>
+          </w:p>
+        </w:tc>
+      </w:tr>
+      <w:tr>
+        <w:tc>
+          <w:tcPr>
+            <w:tcW w:type="dxa" w:w="1474"/>
+          </w:tcPr>
+          <w:p>
+            <w:pPr>
+              <w:spacing w:after="20" w:line="264" w:lineRule="auto"/>
+            </w:pPr>
+            <w:r/>
+            <w:r>
+              <w:rPr>
+                <w:sz w:val="22"/>
+              </w:rPr>
+              <w:t>λ</w:t>
+            </w:r>
+          </w:p>
+        </w:tc>
+        <w:tc>
+          <w:tcPr>
+            <w:tcW w:type="dxa" w:w="2608"/>
+          </w:tcPr>
+          <w:p>
+            <w:pPr>
+              <w:spacing w:after="20" w:line="264" w:lineRule="auto"/>
+            </w:pPr>
+            <w:r/>
+            <w:r>
+              <w:rPr>
+                <w:sz w:val="22"/>
+              </w:rPr>
+              <w:t>“lam-đa”</w:t>
+            </w:r>
+          </w:p>
+        </w:tc>
+        <w:tc>
+          <w:tcPr>
+            <w:tcW w:type="dxa" w:w="4422"/>
+          </w:tcPr>
+          <w:p>
+            <w:pPr>
+              <w:spacing w:after="20" w:line="264" w:lineRule="auto"/>
+            </w:pPr>
+            <w:r/>
+            <w:r>
+              <w:rPr>
+                <w:sz w:val="22"/>
+              </w:rPr>
+              <w:t>Trọng số của InfoNCE trong cải tiến A (0,5)</w:t>
+            </w:r>
+          </w:p>
+        </w:tc>
+      </w:tr>
+      <w:tr>
+        <w:tc>
+          <w:tcPr>
+            <w:tcW w:type="dxa" w:w="1474"/>
+          </w:tcPr>
+          <w:p>
+            <w:pPr>
+              <w:spacing w:after="20" w:line="264" w:lineRule="auto"/>
+            </w:pPr>
+            <w:r/>
+            <w:r>
+              <w:rPr>
+                <w:sz w:val="22"/>
+              </w:rPr>
+              <w:t>τ</w:t>
+            </w:r>
+          </w:p>
+        </w:tc>
+        <w:tc>
+          <w:tcPr>
+            <w:tcW w:type="dxa" w:w="2608"/>
+          </w:tcPr>
+          <w:p>
+            <w:pPr>
+              <w:spacing w:after="20" w:line="264" w:lineRule="auto"/>
+            </w:pPr>
+            <w:r/>
+            <w:r>
+              <w:rPr>
+                <w:sz w:val="22"/>
+              </w:rPr>
+              <w:t>“tô”</w:t>
+            </w:r>
+          </w:p>
+        </w:tc>
+        <w:tc>
+          <w:tcPr>
+            <w:tcW w:type="dxa" w:w="4422"/>
+          </w:tcPr>
+          <w:p>
+            <w:pPr>
+              <w:spacing w:after="20" w:line="264" w:lineRule="auto"/>
+            </w:pPr>
+            <w:r/>
+            <w:r>
+              <w:rPr>
+                <w:sz w:val="22"/>
+              </w:rPr>
+              <w:t>Nhiệt độ của InfoNCE (0,07)</w:t>
+            </w:r>
+          </w:p>
+        </w:tc>
+      </w:tr>
+      <w:tr>
+        <w:tc>
+          <w:tcPr>
+            <w:tcW w:type="dxa" w:w="1474"/>
+          </w:tcPr>
+          <w:p>
+            <w:pPr>
+              <w:spacing w:after="20" w:line="264" w:lineRule="auto"/>
+            </w:pPr>
+            <w:r/>
+            <w:r>
+              <w:rPr>
+                <w:sz w:val="22"/>
+              </w:rPr>
+              <w:t>z_c</w:t>
+            </w:r>
+          </w:p>
+        </w:tc>
+        <w:tc>
+          <w:tcPr>
+            <w:tcW w:type="dxa" w:w="2608"/>
+          </w:tcPr>
+          <w:p>
+            <w:pPr>
+              <w:spacing w:after="20" w:line="264" w:lineRule="auto"/>
+            </w:pPr>
+            <w:r/>
+            <w:r>
+              <w:rPr>
+                <w:sz w:val="22"/>
+              </w:rPr>
+              <w:t>“z c”</w:t>
+            </w:r>
+          </w:p>
+        </w:tc>
+        <w:tc>
+          <w:tcPr>
+            <w:tcW w:type="dxa" w:w="4422"/>
+          </w:tcPr>
+          <w:p>
+            <w:pPr>
+              <w:spacing w:after="20" w:line="264" w:lineRule="auto"/>
+            </w:pPr>
+            <w:r/>
+            <w:r>
+              <w:rPr>
+                <w:sz w:val="22"/>
+              </w:rPr>
+              <w:t>Vector của câu gốc</w:t>
+            </w:r>
+          </w:p>
+        </w:tc>
+      </w:tr>
+      <w:tr>
+        <w:tc>
+          <w:tcPr>
+            <w:tcW w:type="dxa" w:w="1474"/>
+          </w:tcPr>
+          <w:p>
+            <w:pPr>
+              <w:spacing w:after="20" w:line="264" w:lineRule="auto"/>
+            </w:pPr>
+            <w:r/>
+            <w:r>
+              <w:rPr>
+                <w:sz w:val="22"/>
+              </w:rPr>
+              <w:t>ẑ_c</w:t>
+            </w:r>
+          </w:p>
+        </w:tc>
+        <w:tc>
+          <w:tcPr>
+            <w:tcW w:type="dxa" w:w="2608"/>
+          </w:tcPr>
+          <w:p>
+            <w:pPr>
+              <w:spacing w:after="20" w:line="264" w:lineRule="auto"/>
+            </w:pPr>
+            <w:r/>
+            <w:r>
+              <w:rPr>
+                <w:sz w:val="22"/>
+              </w:rPr>
+              <w:t>“z c mũ”</w:t>
+            </w:r>
+          </w:p>
+        </w:tc>
+        <w:tc>
+          <w:tcPr>
+            <w:tcW w:type="dxa" w:w="4422"/>
+          </w:tcPr>
+          <w:p>
+            <w:pPr>
+              <w:spacing w:after="20" w:line="264" w:lineRule="auto"/>
+            </w:pPr>
+            <w:r/>
+            <w:r>
+              <w:rPr>
+                <w:sz w:val="22"/>
+              </w:rPr>
+              <w:t>Vector của câu đã che từ khóa bằng token giả</w:t>
+            </w:r>
+          </w:p>
+        </w:tc>
+      </w:tr>
+      <w:tr>
+        <w:tc>
+          <w:tcPr>
+            <w:tcW w:type="dxa" w:w="1474"/>
+          </w:tcPr>
+          <w:p>
+            <w:pPr>
+              <w:spacing w:after="20" w:line="264" w:lineRule="auto"/>
+            </w:pPr>
+            <w:r/>
+            <w:r>
+              <w:rPr>
+                <w:sz w:val="22"/>
+              </w:rPr>
+              <w:t>L_SMP</w:t>
+            </w:r>
+          </w:p>
+        </w:tc>
+        <w:tc>
+          <w:tcPr>
+            <w:tcW w:type="dxa" w:w="2608"/>
+          </w:tcPr>
+          <w:p>
+            <w:pPr>
+              <w:spacing w:after="20" w:line="264" w:lineRule="auto"/>
+            </w:pPr>
+            <w:r/>
+            <w:r>
+              <w:rPr>
+                <w:sz w:val="22"/>
+              </w:rPr>
+              <w:t>“hàm mất mát SMP”</w:t>
+            </w:r>
+          </w:p>
+        </w:tc>
+        <w:tc>
+          <w:tcPr>
+            <w:tcW w:type="dxa" w:w="4422"/>
+          </w:tcPr>
+          <w:p>
+            <w:pPr>
+              <w:spacing w:after="20" w:line="264" w:lineRule="auto"/>
+            </w:pPr>
+            <w:r/>
+            <w:r>
+              <w:rPr>
+                <w:sz w:val="22"/>
+              </w:rPr>
+              <w:t>Hàm mất mát MSE của Self-Masking Projection</w:t>
+            </w:r>
+          </w:p>
+        </w:tc>
+      </w:tr>
+      <w:tr>
+        <w:tc>
+          <w:tcPr>
+            <w:tcW w:type="dxa" w:w="1474"/>
+          </w:tcPr>
+          <w:p>
+            <w:pPr>
+              <w:spacing w:after="20" w:line="264" w:lineRule="auto"/>
+            </w:pPr>
+            <w:r/>
+            <w:r>
+              <w:rPr>
+                <w:sz w:val="22"/>
+              </w:rPr>
+              <w:t>R@K, R@10</w:t>
+            </w:r>
+          </w:p>
+        </w:tc>
+        <w:tc>
+          <w:tcPr>
+            <w:tcW w:type="dxa" w:w="2608"/>
+          </w:tcPr>
+          <w:p>
+            <w:pPr>
+              <w:spacing w:after="20" w:line="264" w:lineRule="auto"/>
+            </w:pPr>
+            <w:r/>
+            <w:r>
+              <w:rPr>
+                <w:sz w:val="22"/>
+              </w:rPr>
+              <w:t>“Recall tại K”, “Recall tại 10”</w:t>
+            </w:r>
+          </w:p>
+        </w:tc>
+        <w:tc>
+          <w:tcPr>
+            <w:tcW w:type="dxa" w:w="4422"/>
+          </w:tcPr>
+          <w:p>
+            <w:pPr>
+              <w:spacing w:after="20" w:line="264" w:lineRule="auto"/>
+            </w:pPr>
+            <w:r/>
+            <w:r>
+              <w:rPr>
+                <w:sz w:val="22"/>
+              </w:rPr>
+              <w:t>Tỉ lệ truy vấn có ảnh đích trong K kết quả đầu</w:t>
+            </w:r>
+          </w:p>
+        </w:tc>
+      </w:tr>
+      <w:tr>
+        <w:tc>
+          <w:tcPr>
+            <w:tcW w:type="dxa" w:w="1474"/>
+          </w:tcPr>
+          <w:p>
+            <w:pPr>
+              <w:spacing w:after="20" w:line="264" w:lineRule="auto"/>
+            </w:pPr>
+            <w:r/>
+            <w:r>
+              <w:rPr>
+                <w:sz w:val="22"/>
+              </w:rPr>
+              <w:t>mAP@5</w:t>
+            </w:r>
+          </w:p>
+        </w:tc>
+        <w:tc>
+          <w:tcPr>
+            <w:tcW w:type="dxa" w:w="2608"/>
+          </w:tcPr>
+          <w:p>
+            <w:pPr>
+              <w:spacing w:after="20" w:line="264" w:lineRule="auto"/>
+            </w:pPr>
+            <w:r/>
+            <w:r>
+              <w:rPr>
+                <w:sz w:val="22"/>
+              </w:rPr>
+              <w:t>“m-A-P tại 5”</w:t>
+            </w:r>
+          </w:p>
+        </w:tc>
+        <w:tc>
+          <w:tcPr>
+            <w:tcW w:type="dxa" w:w="4422"/>
+          </w:tcPr>
+          <w:p>
+            <w:pPr>
+              <w:spacing w:after="20" w:line="264" w:lineRule="auto"/>
+            </w:pPr>
+            <w:r/>
+            <w:r>
+              <w:rPr>
+                <w:sz w:val="22"/>
+              </w:rPr>
+              <w:t>Độ chính xác trung bình trên 5 kết quả đầu</w:t>
+            </w:r>
+          </w:p>
+        </w:tc>
+      </w:tr>
+      <w:tr>
+        <w:tc>
+          <w:tcPr>
+            <w:tcW w:type="dxa" w:w="1474"/>
+          </w:tcPr>
+          <w:p>
+            <w:pPr>
+              <w:spacing w:after="20" w:line="264" w:lineRule="auto"/>
+            </w:pPr>
+            <w:r/>
+            <w:r>
+              <w:rPr>
+                <w:sz w:val="22"/>
+              </w:rPr>
+              <w:t>±</w:t>
+            </w:r>
+          </w:p>
+        </w:tc>
+        <w:tc>
+          <w:tcPr>
+            <w:tcW w:type="dxa" w:w="2608"/>
+          </w:tcPr>
+          <w:p>
+            <w:pPr>
+              <w:spacing w:after="20" w:line="264" w:lineRule="auto"/>
+            </w:pPr>
+            <w:r/>
+            <w:r>
+              <w:rPr>
+                <w:sz w:val="22"/>
+              </w:rPr>
+              <w:t>“cộng trừ”</w:t>
+            </w:r>
+          </w:p>
+        </w:tc>
+        <w:tc>
+          <w:tcPr>
+            <w:tcW w:type="dxa" w:w="4422"/>
+          </w:tcPr>
+          <w:p>
+            <w:pPr>
+              <w:spacing w:after="20" w:line="264" w:lineRule="auto"/>
+            </w:pPr>
+            <w:r/>
+            <w:r>
+              <w:rPr>
+                <w:sz w:val="22"/>
+              </w:rPr>
+              <w:t>Độ lệch chuẩn qua 3 seed; “26,50 ± 0,04” đọc là “26,50 cộng trừ 0,04”</w:t>
+            </w:r>
+          </w:p>
+        </w:tc>
+      </w:tr>
+      <w:tr>
+        <w:tc>
+          <w:tcPr>
+            <w:tcW w:type="dxa" w:w="1474"/>
+          </w:tcPr>
+          <w:p>
+            <w:pPr>
+              <w:spacing w:after="20" w:line="264" w:lineRule="auto"/>
+            </w:pPr>
+            <w:r/>
+            <w:r>
+              <w:rPr>
+                <w:sz w:val="22"/>
+              </w:rPr>
+              <w:t>p = 0,006</w:t>
+            </w:r>
+          </w:p>
+        </w:tc>
+        <w:tc>
+          <w:tcPr>
+            <w:tcW w:type="dxa" w:w="2608"/>
+          </w:tcPr>
+          <w:p>
+            <w:pPr>
+              <w:spacing w:after="20" w:line="264" w:lineRule="auto"/>
+            </w:pPr>
+            <w:r/>
+            <w:r>
+              <w:rPr>
+                <w:sz w:val="22"/>
+              </w:rPr>
+              <w:t>“p bằng không phẩy không không sáu”</w:t>
+            </w:r>
+          </w:p>
+        </w:tc>
+        <w:tc>
+          <w:tcPr>
+            <w:tcW w:type="dxa" w:w="4422"/>
+          </w:tcPr>
+          <w:p>
+            <w:pPr>
+              <w:spacing w:after="20" w:line="264" w:lineRule="auto"/>
+            </w:pPr>
+            <w:r/>
+            <w:r>
+              <w:rPr>
+                <w:sz w:val="22"/>
+              </w:rPr>
+              <w:t>Xác suất thấy mức chênh này nếu cải tiến thật ra không có tác dụng</w:t>
+            </w:r>
+          </w:p>
+        </w:tc>
+      </w:tr>
+      <w:tr>
+        <w:tc>
+          <w:tcPr>
+            <w:tcW w:type="dxa" w:w="1474"/>
+          </w:tcPr>
+          <w:p>
+            <w:pPr>
+              <w:spacing w:after="20" w:line="264" w:lineRule="auto"/>
+            </w:pPr>
+            <w:r/>
+            <w:r>
+              <w:rPr>
+                <w:sz w:val="22"/>
+              </w:rPr>
+              <w:t>InfoNCE, CLIP</w:t>
+            </w:r>
+          </w:p>
+        </w:tc>
+        <w:tc>
+          <w:tcPr>
+            <w:tcW w:type="dxa" w:w="2608"/>
+          </w:tcPr>
+          <w:p>
+            <w:pPr>
+              <w:spacing w:after="20" w:line="264" w:lineRule="auto"/>
+            </w:pPr>
+            <w:r/>
+            <w:r>
+              <w:rPr>
+                <w:sz w:val="22"/>
+              </w:rPr>
+              <w:t>“in-phô en-xi-i”, “clíp”</w:t>
+            </w:r>
+          </w:p>
+        </w:tc>
+        <w:tc>
+          <w:tcPr>
+            <w:tcW w:type="dxa" w:w="4422"/>
+          </w:tcPr>
+          <w:p>
+            <w:pPr>
+              <w:spacing w:after="20" w:line="264" w:lineRule="auto"/>
+            </w:pPr>
+            <w:r/>
+            <w:r>
+              <w:rPr>
+                <w:sz w:val="22"/>
+              </w:rPr>
+              <w:t>Đọc thẳng tên tiếng Anh; tương tự baseline, seed, batch</w:t>
+            </w:r>
+          </w:p>
+        </w:tc>
+      </w:tr>
+    </w:tbl>
+    <w:p/>
+    <w:p>
+      <w:pPr>
         <w:pStyle w:val="Heading1"/>
       </w:pPr>
       <w:r>
@@ -2719,7 +3759,7 @@
               <w:rPr>
                 <w:sz w:val="22"/>
               </w:rPr>
-              <w:t>10</w:t>
+              <w:t>11</w:t>
             </w:r>
           </w:p>
         </w:tc>
@@ -2755,7 +3795,43 @@
               <w:rPr>
                 <w:sz w:val="22"/>
               </w:rPr>
-              <w:t>16</w:t>
+              <w:t>12</w:t>
+            </w:r>
+          </w:p>
+        </w:tc>
+        <w:tc>
+          <w:tcPr>
+            <w:tcW w:type="dxa" w:w="7597"/>
+          </w:tcPr>
+          <w:p>
+            <w:pPr>
+              <w:spacing w:after="20" w:line="264" w:lineRule="auto"/>
+            </w:pPr>
+            <w:r/>
+            <w:r>
+              <w:rPr>
+                <w:sz w:val="22"/>
+              </w:rPr>
+              <w:t>So với baseline nhóm tự chạy (không so với bài báo). Bảng kết quả (mean ± std, 3 seed) và bảng kiểm định (Δ, KTC 95%, p bootstrap, p Wilcoxon). Kết luận: B tốt hơn có ý nghĩa trên FashionIQ R@10 (+0,60, p = 0,006), R@50 (+1,27, p &lt; 0,001) và CIRCO mAP@25/50; mAP@5/10 chưa đủ bằng chứng (chỉ 220 truy vấn). A và A+B kém trên CIRCO (KTC nằm dưới 0).</w:t>
+            </w:r>
+          </w:p>
+        </w:tc>
+      </w:tr>
+      <w:tr>
+        <w:tc>
+          <w:tcPr>
+            <w:tcW w:type="dxa" w:w="907"/>
+          </w:tcPr>
+          <w:p>
+            <w:pPr>
+              <w:spacing w:after="20" w:line="264" w:lineRule="auto"/>
+            </w:pPr>
+            <w:r/>
+            <w:r>
+              <w:rPr>
+                <w:sz w:val="22"/>
+              </w:rPr>
+              <w:t>14</w:t>
             </w:r>
           </w:p>
         </w:tc>
@@ -2954,7 +4030,7 @@
         <w:pStyle w:val="ListBullet"/>
       </w:pPr>
       <w:r>
-        <w:t>Báo cáo: mục 3.5, 5.2, 5.4, chương 6</w:t>
+        <w:t>Báo cáo: mục 3.5, 5.2, 5.4, 5.5, 5.6, chương 6, Kết luận</w:t>
       </w:r>
     </w:p>
     <w:p>
@@ -2971,6 +4047,14 @@
       </w:pPr>
       <w:r>
         <w:t>FashionIQ (Wu 2021), CIRCO trong SEARLE (Baldrati 2023)</w:t>
+      </w:r>
+    </w:p>
+    <w:p>
+      <w:pPr>
+        <w:pStyle w:val="ListBullet"/>
+      </w:pPr>
+      <w:r>
+        <w:t>results/tables/main_results.md, significance.md (hỏi Dũng cách đọc p-value, KTC)</w:t>
       </w:r>
     </w:p>
     <w:sectPr>

--- a/docs/study/HuongDan_Tung.docx
+++ b/docs/study/HuongDan_Tung.docx
@@ -37,6 +37,20 @@
     <w:p>
       <w:r>
         <w:t>Tái hiện: đánh giá checkpoint chính thức, đối chiếu với bài báo; phân tích khác biệt giữa bài báo và mã nguồn (cấu trúc φ, dữ liệu huấn luyện, trích từ khóa).</w:t>
+      </w:r>
+    </w:p>
+    <w:p>
+      <w:r>
+        <w:t xml:space="preserve">Tâm trình bày toàn bộ slide. Bạn </w:t>
+      </w:r>
+      <w:r>
+        <w:rPr>
+          <w:b/>
+        </w:rPr>
+        <w:t>hỗ trợ trả lời phản biện</w:t>
+      </w:r>
+      <w:r>
+        <w:t xml:space="preserve"> cho các slide liên quan đến phần việc của bạn dưới đây; khi Tâm mời, trả lời ngắn, nêu số liệu và nguồn (bảng nào trong báo cáo).</w:t>
       </w:r>
     </w:p>
     <w:tbl>
@@ -105,7 +119,7 @@
                 <w:b/>
                 <w:sz w:val="22"/>
               </w:rPr>
-              <w:t>Thời gian</w:t>
+              <w:t>Người trình bày</w:t>
             </w:r>
           </w:p>
         </w:tc>
@@ -124,7 +138,7 @@
               <w:rPr>
                 <w:sz w:val="22"/>
               </w:rPr>
-              <w:t>11</w:t>
+              <w:t>6</w:t>
             </w:r>
           </w:p>
         </w:tc>
@@ -141,7 +155,7 @@
               <w:rPr>
                 <w:sz w:val="22"/>
               </w:rPr>
-              <w:t>Kết quả tái hiện</w:t>
+              <w:t>Tóm tắt bài báo LinCIR</w:t>
             </w:r>
           </w:p>
         </w:tc>
@@ -158,7 +172,7 @@
               <w:rPr>
                 <w:sz w:val="22"/>
               </w:rPr>
-              <w:t>0:45</w:t>
+              <w:t>Tâm trình bày</w:t>
             </w:r>
           </w:p>
         </w:tc>
@@ -194,7 +208,7 @@
               <w:rPr>
                 <w:sz w:val="22"/>
               </w:rPr>
-              <w:t>Kết quả chính + kiểm định</w:t>
+              <w:t>Tái hiện, khác biệt bài báo – mã nguồn</w:t>
             </w:r>
           </w:p>
         </w:tc>
@@ -211,7 +225,7 @@
               <w:rPr>
                 <w:sz w:val="22"/>
               </w:rPr>
-              <w:t>1:30</w:t>
+              <w:t>Tâm trình bày</w:t>
             </w:r>
           </w:p>
         </w:tc>
@@ -230,7 +244,7 @@
               <w:rPr>
                 <w:sz w:val="22"/>
               </w:rPr>
-              <w:t>14</w:t>
+              <w:t>13</w:t>
             </w:r>
           </w:p>
         </w:tc>
@@ -247,7 +261,7 @@
               <w:rPr>
                 <w:sz w:val="22"/>
               </w:rPr>
-              <w:t>Kết luận &amp; hạn chế</w:t>
+              <w:t>Kết quả chính, kiểm định</w:t>
             </w:r>
           </w:p>
         </w:tc>
@@ -264,7 +278,60 @@
               <w:rPr>
                 <w:sz w:val="22"/>
               </w:rPr>
-              <w:t>0:45</w:t>
+              <w:t>Tâm trình bày</w:t>
+            </w:r>
+          </w:p>
+        </w:tc>
+      </w:tr>
+      <w:tr>
+        <w:tc>
+          <w:tcPr>
+            <w:tcW w:type="dxa" w:w="907"/>
+          </w:tcPr>
+          <w:p>
+            <w:pPr>
+              <w:spacing w:after="20" w:line="264" w:lineRule="auto"/>
+            </w:pPr>
+            <w:r/>
+            <w:r>
+              <w:rPr>
+                <w:sz w:val="22"/>
+              </w:rPr>
+              <w:t>15</w:t>
+            </w:r>
+          </w:p>
+        </w:tc>
+        <w:tc>
+          <w:tcPr>
+            <w:tcW w:type="dxa" w:w="6236"/>
+          </w:tcPr>
+          <w:p>
+            <w:pPr>
+              <w:spacing w:after="20" w:line="264" w:lineRule="auto"/>
+            </w:pPr>
+            <w:r/>
+            <w:r>
+              <w:rPr>
+                <w:sz w:val="22"/>
+              </w:rPr>
+              <w:t>Kết luận H1–H3, ví dụ truy xuất</w:t>
+            </w:r>
+          </w:p>
+        </w:tc>
+        <w:tc>
+          <w:tcPr>
+            <w:tcW w:type="dxa" w:w="1361"/>
+          </w:tcPr>
+          <w:p>
+            <w:pPr>
+              <w:spacing w:after="20" w:line="264" w:lineRule="auto"/>
+            </w:pPr>
+            <w:r/>
+            <w:r>
+              <w:rPr>
+                <w:sz w:val="22"/>
+              </w:rPr>
+              <w:t>Tâm trình bày</w:t>
             </w:r>
           </w:p>
         </w:tc>
@@ -896,7 +963,7 @@
         <w:t>Ngắt nghỉ sau kết luận chính</w:t>
       </w:r>
       <w:r>
-        <w:t xml:space="preserve"> (slide 12) trước khi chuyển sang phần giải thích nguyên nhân.</w:t>
+        <w:t xml:space="preserve"> (slide 13) trước khi chuyển sang phần giải thích nguyên nhân.</w:t>
       </w:r>
     </w:p>
     <w:p>
@@ -918,7 +985,7 @@
         <w:pStyle w:val="Heading2"/>
       </w:pPr>
       <w:r>
-        <w:t>Slide của bạn: ý chính và con số cần nêu</w:t>
+        <w:t>Slide liên quan: ý chính và con số cần nắm</w:t>
       </w:r>
     </w:p>
     <w:tbl>
@@ -1006,7 +1073,7 @@
               <w:rPr>
                 <w:sz w:val="22"/>
               </w:rPr>
-              <w:t>11</w:t>
+              <w:t>6</w:t>
             </w:r>
           </w:p>
         </w:tc>
@@ -1023,7 +1090,60 @@
               <w:rPr>
                 <w:sz w:val="22"/>
               </w:rPr>
-              <w:t>Nhóm đánh giá lại checkpoint chính thức bằng mã đã chuyển đổi; kết quả khớp bài báo, xác nhận quy trình đánh giá đúng.</w:t>
+              <w:t>Pic2Word và SEARLE học φ nhưng cần ảnh khi huấn luyện và chỉ học một câu mẫu cố định. LinCIR học φ chỉ từ văn bản bằng Self-Masking Projection và thêm nhiễu; bài báo đạt kết quả tốt nhất trên 4 bộ đánh giá, huấn luyện nhanh hơn và vượt cả phương pháp có giám sát trên FashionIQ.</w:t>
+            </w:r>
+          </w:p>
+        </w:tc>
+        <w:tc>
+          <w:tcPr>
+            <w:tcW w:type="dxa" w:w="2721"/>
+          </w:tcPr>
+          <w:p>
+            <w:pPr>
+              <w:spacing w:after="20" w:line="264" w:lineRule="auto"/>
+            </w:pPr>
+            <w:r/>
+            <w:r>
+              <w:rPr>
+                <w:sz w:val="22"/>
+              </w:rPr>
+              <w:t>Nhanh hơn Pic2Word 6 lần, SEARLE 8,4 lần với ViT-L</w:t>
+            </w:r>
+          </w:p>
+        </w:tc>
+      </w:tr>
+      <w:tr>
+        <w:tc>
+          <w:tcPr>
+            <w:tcW w:type="dxa" w:w="680"/>
+          </w:tcPr>
+          <w:p>
+            <w:pPr>
+              <w:spacing w:after="20" w:line="264" w:lineRule="auto"/>
+            </w:pPr>
+            <w:r/>
+            <w:r>
+              <w:rPr>
+                <w:sz w:val="22"/>
+              </w:rPr>
+              <w:t>12</w:t>
+            </w:r>
+          </w:p>
+        </w:tc>
+        <w:tc>
+          <w:tcPr>
+            <w:tcW w:type="dxa" w:w="5102"/>
+          </w:tcPr>
+          <w:p>
+            <w:pPr>
+              <w:spacing w:after="20" w:line="264" w:lineRule="auto"/>
+            </w:pPr>
+            <w:r/>
+            <w:r>
+              <w:rPr>
+                <w:sz w:val="22"/>
+              </w:rPr>
+              <w:t>Trước khi cải tiến, nhóm đánh giá lại checkpoint chính thức bằng mã đã chuyển đổi; kết quả khớp bài báo. Ba điểm bài báo khác mã nguồn; nhóm theo mã vì mã tạo ra số liệu công bố.</w:t>
             </w:r>
           </w:p>
         </w:tc>
@@ -1059,7 +1179,7 @@
               <w:rPr>
                 <w:sz w:val="22"/>
               </w:rPr>
-              <w:t>12</w:t>
+              <w:t>13</w:t>
             </w:r>
           </w:p>
         </w:tc>
@@ -1076,7 +1196,7 @@
               <w:rPr>
                 <w:sz w:val="22"/>
               </w:rPr>
-              <w:t>B cao nhất ở mọi cột và tốt hơn baseline có ý nghĩa thống kê; A và A+B kém hơn trên CIRCO.</w:t>
+              <w:t>So với baseline nhóm tự huấn luyện. B cao nhất ở mọi cột và tốt hơn có ý nghĩa thống kê; B 5.000 bước vượt cả checkpoint chính thức 20.000 bước. A và A+B kém hơn trên CIRCO.</w:t>
             </w:r>
           </w:p>
         </w:tc>
@@ -1112,7 +1232,7 @@
               <w:rPr>
                 <w:sz w:val="22"/>
               </w:rPr>
-              <w:t>14</w:t>
+              <w:t>15</w:t>
             </w:r>
           </w:p>
         </w:tc>
@@ -1129,7 +1249,7 @@
               <w:rPr>
                 <w:sz w:val="22"/>
               </w:rPr>
-              <w:t>Chất lượng truy xuất phụ thuộc chủ yếu vào việc φ xử lý ảnh nhất quán với văn bản. B cải thiện điều này nên tốt hơn; A làm giảm nên kém hơn. Hạn chế chính: huấn luyện 5.000 bước và chưa quét siêu tham số.</w:t>
+              <w:t>Ví dụ: B xếp đúng ảnh đích ở hạng 1, baseline thì không. Kết luận: H2 được ủng hộ, H1 và H3 bị bác bỏ; chất lượng phụ thuộc chủ yếu vào việc φ xử lý ảnh nhất quán với văn bản. Hạn chế: 5.000 bước, chưa quét λ, α, chưa có CIRR.</w:t>
             </w:r>
           </w:p>
         </w:tc>
@@ -1146,7 +1266,7 @@
               <w:rPr>
                 <w:sz w:val="22"/>
               </w:rPr>
-              <w:t>B chỉ huấn luyện 5.000 bước nhưng vượt checkpoint chính thức 20.000 bước</w:t>
+              <w:t>CIRCO mAP@5: B 10,94, A 8,02</w:t>
             </w:r>
           </w:p>
         </w:tc>
@@ -3691,7 +3811,7 @@
         <w:pStyle w:val="Heading1"/>
       </w:pPr>
       <w:r>
-        <w:t>5. Kịch bản trình bày chi tiết</w:t>
+        <w:t>5. Ý chính phần của bạn (để hỗ trợ trả lời)</w:t>
       </w:r>
     </w:p>
     <w:tbl>
@@ -3740,7 +3860,7 @@
                 <w:b/>
                 <w:sz w:val="22"/>
               </w:rPr>
-              <w:t>Ý chính cần nói</w:t>
+              <w:t>Ý chính cần nắm</w:t>
             </w:r>
           </w:p>
         </w:tc>
@@ -3759,7 +3879,7 @@
               <w:rPr>
                 <w:sz w:val="22"/>
               </w:rPr>
-              <w:t>11</w:t>
+              <w:t>12</w:t>
             </w:r>
           </w:p>
         </w:tc>
@@ -3795,7 +3915,7 @@
               <w:rPr>
                 <w:sz w:val="22"/>
               </w:rPr>
-              <w:t>12</w:t>
+              <w:t>13</w:t>
             </w:r>
           </w:p>
         </w:tc>
@@ -3831,7 +3951,7 @@
               <w:rPr>
                 <w:sz w:val="22"/>
               </w:rPr>
-              <w:t>14</w:t>
+              <w:t>15</w:t>
             </w:r>
           </w:p>
         </w:tc>

--- a/docs/study/HuongDan_Tung.docx
+++ b/docs/study/HuongDan_Tung.docx
@@ -344,6 +344,323 @@
       </w:pPr>
       <w:r>
         <w:t>2. Bức tranh chung của đề tài (cả nhóm cần nắm)</w:t>
+      </w:r>
+    </w:p>
+    <w:p>
+      <w:pPr>
+        <w:pStyle w:val="Heading2"/>
+      </w:pPr>
+      <w:r>
+        <w:t>Tóm tắt dễ hiểu (đọc đầu tiên)</w:t>
+      </w:r>
+    </w:p>
+    <w:p>
+      <w:pPr>
+        <w:pStyle w:val="Heading3"/>
+      </w:pPr>
+      <w:r>
+        <w:t>Bài báo nói về điều gì</w:t>
+      </w:r>
+    </w:p>
+    <w:p>
+      <w:r>
+        <w:rPr>
+          <w:b/>
+        </w:rPr>
+        <w:t>Bài toán.</w:t>
+      </w:r>
+      <w:r>
+        <w:t xml:space="preserve"> Bạn đang xem ảnh một chiếc váy hoa màu xanh trên trang bán hàng. Bạn muốn tìm một chiếc gần giống nhưng có thêm vài thay đổi, và gõ: "màu bạc, bóng hơn, tay ngắn hơn". Hệ thống phải tìm trong hàng chục nghìn ảnh ra chiếc váy vừa giữ kiểu dáng của ảnh ban đầu, vừa có đúng các thay đổi đó. Bài toán tìm kiếm bằng một ảnh kèm một câu mô tả thay đổi như vậy gọi là </w:t>
+      </w:r>
+      <w:r>
+        <w:rPr>
+          <w:b/>
+        </w:rPr>
+        <w:t>truy xuất ảnh kết hợp</w:t>
+      </w:r>
+      <w:r>
+        <w:t>.</w:t>
+      </w:r>
+    </w:p>
+    <w:p>
+      <w:r>
+        <w:t>Bài toán này khó vì câu "màu bạc, tay ngắn hơn" không tự mô tả được chiếc váy cần tìm. Nó chỉ có nghĩa khi đặt cạnh ảnh ban đầu. Hệ thống phải hiểu cả ảnh lẫn câu cùng lúc.</w:t>
+      </w:r>
+    </w:p>
+    <w:p>
+      <w:r>
+        <w:rPr>
+          <w:b/>
+        </w:rPr>
+        <w:t>Cách làm cũ và chỗ tốn kém.</w:t>
+      </w:r>
+      <w:r>
+        <w:t xml:space="preserve"> Cách đơn giản là thuê người tạo dữ liệu mẫu: mỗi mẫu gồm ảnh ban đầu, câu mô tả thay đổi và ảnh đúng cần tìm. Việc này rất tốn công, nên bộ dữ liệu lớn nhất cũng chỉ có khoảng 46 nghìn mẫu. Mô hình học từ dữ liệu thời trang thì cũng chỉ dùng tốt cho thời trang.</w:t>
+      </w:r>
+    </w:p>
+    <w:p>
+      <w:r>
+        <w:t>Một số phương pháp gần đây tránh được việc thuê người gán nhãn. Ý tưởng chung là đổi ảnh ban đầu thành một "từ đặc biệt", rồi ghép từ đó vào câu tìm kiếm, ví dụ: "ảnh của [từ đặc biệt], màu bạc, tay ngắn hơn". Một mô hình có sẵn tên CLIP, vốn đã được huấn luyện trên hàng trăm triệu cặp ảnh và câu, sẽ biến câu này thành con số rồi so với từng ảnh trong kho. Chỉ cần dạy một mạng nhỏ (gọi là φ) cách đổi ảnh thành từ đặc biệt.</w:t>
+      </w:r>
+    </w:p>
+    <w:p>
+      <w:r>
+        <w:t>Tuy vậy, các phương pháp trước vẫn dùng ảnh khi dạy mạng φ. Việc này nặng: bộ ảnh huấn luyện chiếm khoảng 430 GB, trong khi phần chữ đi kèm chỉ 125 MB. Chúng cũng chỉ học với một mẫu câu cố định.</w:t>
+      </w:r>
+    </w:p>
+    <w:p>
+      <w:r>
+        <w:rPr>
+          <w:b/>
+        </w:rPr>
+        <w:t>Ý tưởng của LinCIR.</w:t>
+      </w:r>
+      <w:r>
+        <w:t xml:space="preserve"> Tác giả (công ty NAVER, Hàn Quốc, công bố năm 2024) đề xuất dạy mạng φ </w:t>
+      </w:r>
+      <w:r>
+        <w:rPr>
+          <w:b/>
+        </w:rPr>
+        <w:t>chỉ bằng chữ, không cần ảnh</w:t>
+      </w:r>
+      <w:r>
+        <w:t>. Cách làm:</w:t>
+      </w:r>
+    </w:p>
+    <w:p>
+      <w:pPr>
+        <w:pStyle w:val="ListNumber"/>
+      </w:pPr>
+      <w:r>
+        <w:t>Lấy một câu, ví dụ "con mèo xám ngủ trên gối".</w:t>
+      </w:r>
+    </w:p>
+    <w:p>
+      <w:pPr>
+        <w:pStyle w:val="ListNumber"/>
+      </w:pPr>
+      <w:r>
+        <w:t>Che các từ quan trọng, câu thành "[…] ngủ trên […]".</w:t>
+      </w:r>
+    </w:p>
+    <w:p>
+      <w:pPr>
+        <w:pStyle w:val="ListNumber"/>
+      </w:pPr>
+      <w:r>
+        <w:t>Cho mạng φ đọc câu gốc rồi tạo ra một từ đặc biệt điền vào chỗ trống.</w:t>
+      </w:r>
+    </w:p>
+    <w:p>
+      <w:pPr>
+        <w:pStyle w:val="ListNumber"/>
+      </w:pPr>
+      <w:r>
+        <w:t>Yêu cầu câu đã điền phải mang nghĩa giống câu gốc.</w:t>
+      </w:r>
+    </w:p>
+    <w:p>
+      <w:r>
+        <w:t>Muốn làm được, mạng φ phải học cách gói nội dung chính của cả câu vào một từ. Khi dùng thật, đưa ảnh vào thay cho câu, mạng φ tạo ra từ đặc biệt đại diện cho ảnh.</w:t>
+      </w:r>
+    </w:p>
+    <w:p>
+      <w:r>
+        <w:t>Có một trở ngại: trong CLIP, con số biểu diễn ảnh và con số biểu diễn chữ nằm ở hai vùng khác nhau, dù cùng nói về một thứ. Mạng φ học trên chữ nhưng lại phải xử lý ảnh. Tác giả giải quyết bằng cách thêm nhiễu ngẫu nhiên vào đầu vào khi huấn luyện, để mạng quen với những đầu vào lệch khỏi vùng chữ.</w:t>
+      </w:r>
+    </w:p>
+    <w:p>
+      <w:r>
+        <w:rPr>
+          <w:b/>
+        </w:rPr>
+        <w:t>Kết quả bài báo.</w:t>
+      </w:r>
+      <w:r>
+        <w:t xml:space="preserve"> LinCIR đạt kết quả tốt nhất trên bốn bộ đánh giá, huấn luyện nhanh hơn các phương pháp trước 6 đến 8 lần, và trên bộ thời trang còn vượt một phương pháp phải dùng dữ liệu do người gán nhãn.</w:t>
+      </w:r>
+    </w:p>
+    <w:p>
+      <w:pPr>
+        <w:pStyle w:val="Heading3"/>
+      </w:pPr>
+      <w:r>
+        <w:t>Nhóm 8 đã làm gì</w:t>
+      </w:r>
+    </w:p>
+    <w:p>
+      <w:r>
+        <w:rPr>
+          <w:b/>
+        </w:rPr>
+        <w:t>1. Dựng lại và kiểm tra.</w:t>
+      </w:r>
+      <w:r>
+        <w:t xml:space="preserve"> Mã nguồn của tác giả viết cho phiên bản thư viện cũ, không chạy được trên máy hiện nay. Nhóm viết lại phần bị hỏng, sửa 4 lỗi, rồi kiểm tra: phần viết lại cho ra con số giống hệt bản gốc. Sau đó nhóm chạy lại mô hình tác giả công bố bằng mã của nhóm. Kết quả khớp bài báo, lệch không quá 0,77 điểm. Như vậy cách đánh giá của nhóm đáng tin.</w:t>
+      </w:r>
+    </w:p>
+    <w:p>
+      <w:r>
+        <w:rPr>
+          <w:b/>
+        </w:rPr>
+        <w:t>2. Đặt câu hỏi.</w:t>
+      </w:r>
+      <w:r>
+        <w:t xml:space="preserve"> LinCIR có hai thành phần chính: cách chấm điểm khi dạy mạng φ, và phần nhiễu. Nhóm hỏi: sửa một trong hai thành phần này thì kết quả có tốt hơn không?</w:t>
+      </w:r>
+    </w:p>
+    <w:p>
+      <w:r>
+        <w:rPr>
+          <w:b/>
+        </w:rPr>
+        <w:t>3. Hai cải tiến.</w:t>
+      </w:r>
+    </w:p>
+    <w:p>
+      <w:pPr>
+        <w:pStyle w:val="ListBullet"/>
+      </w:pPr>
+      <w:r>
+        <w:rPr>
+          <w:b/>
+        </w:rPr>
+        <w:t>Cải tiến A (sửa cách chấm điểm).</w:t>
+      </w:r>
+      <w:r>
+        <w:t xml:space="preserve"> Cách chấm gốc chỉ yêu cầu câu đã điền giống câu gốc. Nó không phạt trường hợp câu đã điền cũng giống nhiều câu khác. Nhóm thêm một yêu cầu: câu đã điền phải giống câu gốc </w:t>
+      </w:r>
+      <w:r>
+        <w:rPr>
+          <w:b/>
+        </w:rPr>
+        <w:t>hơn</w:t>
+      </w:r>
+      <w:r>
+        <w:t xml:space="preserve"> 511 câu khác đang xét cùng lúc. Kỳ vọng là mạng φ phân biệt rõ hơn, nên tìm kiếm chính xác hơn.</w:t>
+      </w:r>
+    </w:p>
+    <w:p>
+      <w:pPr>
+        <w:pStyle w:val="ListBullet"/>
+      </w:pPr>
+      <w:r>
+        <w:rPr>
+          <w:b/>
+        </w:rPr>
+        <w:t>Cải tiến B (sửa phần nhiễu).</w:t>
+      </w:r>
+      <w:r>
+        <w:t xml:space="preserve"> Nhiễu gốc lệch ngẫu nhiên theo mọi hướng. Nhóm đo hướng từ vùng chữ sang vùng ảnh, rồi cho nhiễu lệch có chủ đích về phía vùng ảnh. Khi đó mạng φ được luyện với đầu vào gần với ảnh thật mà nó sẽ gặp khi dùng.</w:t>
+      </w:r>
+    </w:p>
+    <w:p>
+      <w:pPr>
+        <w:pStyle w:val="ListBullet"/>
+      </w:pPr>
+      <w:r>
+        <w:rPr>
+          <w:b/>
+        </w:rPr>
+        <w:t>Kết hợp A+B</w:t>
+      </w:r>
+      <w:r>
+        <w:t xml:space="preserve"> để xem hai cải tiến có cộng thêm cho nhau không.</w:t>
+      </w:r>
+    </w:p>
+    <w:p>
+      <w:r>
+        <w:rPr>
+          <w:b/>
+        </w:rPr>
+        <w:t>4. Thử nghiệm công bằng.</w:t>
+      </w:r>
+      <w:r>
+        <w:t xml:space="preserve"> Nhóm chạy cả bốn phiên bản (bản gốc, A, B, A+B) với cùng điều kiện, mỗi phiên bản 3 lần với khởi tạo ngẫu nhiên khác nhau, tổng cộng 12 lần. Thực nghiệm chạy trên máy chủ GPU miễn phí của Kaggle, dùng gần 23 trên 30 giờ được phép mỗi tuần. Kết quả được đánh giá trên hai bộ dữ liệu: thời trang (FashionIQ) và ảnh đời thực (CIRCO). Mọi chênh lệch đều được kiểm định thống kê để chắc rằng không do ngẫu nhiên.</w:t>
+      </w:r>
+    </w:p>
+    <w:p>
+      <w:pPr>
+        <w:pStyle w:val="Heading3"/>
+      </w:pPr>
+      <w:r>
+        <w:t>Kết quả</w:t>
+      </w:r>
+    </w:p>
+    <w:p>
+      <w:pPr>
+        <w:pStyle w:val="ListBullet"/>
+      </w:pPr>
+      <w:r>
+        <w:rPr>
+          <w:b/>
+        </w:rPr>
+        <w:t>Cải tiến B tốt hơn bản gốc, và có ý nghĩa thống kê.</w:t>
+      </w:r>
+      <w:r>
+        <w:t xml:space="preserve"> Trên bộ thời trang, cứ 1.000 lượt tìm kiếm thì B tìm đúng thêm khoảng 6 lượt trong 10 kết quả đầu. B chỉ huấn luyện bằng một phần tư thời gian nhưng vẫn vượt cả mô hình tác giả công bố.</w:t>
+      </w:r>
+    </w:p>
+    <w:p>
+      <w:pPr>
+        <w:pStyle w:val="ListBullet"/>
+      </w:pPr>
+      <w:r>
+        <w:rPr>
+          <w:b/>
+        </w:rPr>
+        <w:t>Cải tiến A làm kết quả kém đi,</w:t>
+      </w:r>
+      <w:r>
+        <w:t xml:space="preserve"> rõ nhất trên ảnh đời thực (điểm giảm từ 10,47 xuống 8,02). A+B cũng kém.</w:t>
+      </w:r>
+    </w:p>
+    <w:p>
+      <w:r>
+        <w:rPr>
+          <w:b/>
+        </w:rPr>
+        <w:t>Vì sao.</w:t>
+      </w:r>
+      <w:r>
+        <w:t xml:space="preserve"> Nhóm đưa cùng một cặp ảnh và câu mô tả vào mạng φ, rồi đo hai đầu ra giống nhau đến mức nào:</w:t>
+      </w:r>
+    </w:p>
+    <w:p>
+      <w:pPr>
+        <w:pStyle w:val="ListBullet"/>
+      </w:pPr>
+      <w:r>
+        <w:t>Với B, hai đầu ra giống nhau nhất: mạng xử lý ảnh nhất quán với cách nó xử lý chữ.</w:t>
+      </w:r>
+    </w:p>
+    <w:p>
+      <w:pPr>
+        <w:pStyle w:val="ListBullet"/>
+      </w:pPr>
+      <w:r>
+        <w:t>Với A, độ giống giảm mạnh. Yêu cầu "phân biệt với 511 câu khác" khiến mạng học những chi tiết chỉ có ở chữ, mà ảnh không có.</w:t>
+      </w:r>
+    </w:p>
+    <w:p>
+      <w:r>
+        <w:rPr>
+          <w:b/>
+        </w:rPr>
+        <w:t>Kết luận của nhóm.</w:t>
+      </w:r>
+      <w:r>
+        <w:t xml:space="preserve"> Với LinCIR, điều quan trọng nhất là mạng φ xử lý ảnh nhất quán với chữ. Làm cho mạng phân biệt các câu tốt hơn thì không giúp ích. Kết luận này có số đo trực tiếp và kiểm định thống kê làm căn cứ, không phải phỏng đoán.</w:t>
+      </w:r>
+    </w:p>
+    <w:p>
+      <w:pPr>
+        <w:pStyle w:val="Heading2"/>
+      </w:pPr>
+      <w:r>
+        <w:t>Tóm tắt kỹ thuật</w:t>
       </w:r>
     </w:p>
     <w:p>
